--- a/docx/ECO-03.docx
+++ b/docx/ECO-03.docx
@@ -15,7 +15,7 @@
         <w:pStyle w:val="Heading1"/>
       </w:pPr>
       <w:r>
-        <w:t>LEY QUE MODIFICA LA LEY 30309 PARA DAR ESTABILIDAD AL INCENTIVO TRIBUTARIO A LA INVESTIGACIÓN CIENTÍFICA, DESARROLLO TECNOLÓGICO E INNOVACIÓN TECNOLÓGICA Y FACILITAR SU ACCESO A LAS PEQUEÑAS EMPRESAS Y EMPRESAS EMERGENTES</w:t>
+        <w:t>LEY QUE MODIFICA LA LEY 30309 PARA FACILITAR EL ACCESO DE LAS PEQUEÑAS EMPRESAS Y EMPRESAS EMERGENTES AL INCENTIVO TRIBUTARIO A LA INVESTIGACIÓN CIENTÍFICA, DESARROLLO TECNOLÓGICO E INNOVACIÓN TECNOLÓGICA, Y CONDICIONAR SU CONTINUIDAD A UNA EVALUACIÓN PREVIA</w:t>
       </w:r>
     </w:p>
     <w:p>
@@ -44,7 +44,7 @@
         <w:rPr>
           <w:b/>
         </w:rPr>
-        <w:t>LEY QUE MODIFICA LA LEY 30309 PARA DAR ESTABILIDAD AL INCENTIVO TRIBUTARIO A LA INVESTIGACIÓN CIENTÍFICA, DESARROLLO TECNOLÓGICO E INNOVACIÓN TECNOLÓGICA Y FACILITAR SU ACCESO A LAS PEQUEÑAS EMPRESAS Y EMPRESAS EMERGENTES</w:t>
+        <w:t>LEY QUE MODIFICA LA LEY 30309 PARA FACILITAR EL ACCESO DE LAS PEQUEÑAS EMPRESAS Y EMPRESAS EMERGENTES AL INCENTIVO TRIBUTARIO A LA INVESTIGACIÓN CIENTÍFICA, DESARROLLO TECNOLÓGICO E INNOVACIÓN TECNOLÓGICA, Y CONDICIONAR SU CONTINUIDAD A UNA EVALUACIÓN PREVIA</w:t>
       </w:r>
     </w:p>
     <w:p>
@@ -59,7 +59,7 @@
         <w:br/>
       </w:r>
       <w:r>
-        <w:t>La presente ley tiene por objeto modificar la Ley 30309, Ley que promueve la investigación científica, desarrollo tecnológico e innovación tecnológica, para otorgar estabilidad de mediano plazo al beneficio, facilitar su uso por pequeñas empresas y empresas emergentes y fortalecer su evaluación.</w:t>
+        <w:t>La presente ley tiene por objeto modificar la Ley 30309, Ley que promueve la investigación científica, desarrollo tecnológico e innovación tecnológica, para facilitar el uso del beneficio por pequeñas empresas y empresas emergentes, agilizar la calificación de proyectos y fortalecer la evaluación del beneficio como condición de su continuidad.</w:t>
       </w:r>
     </w:p>
     <w:p>
@@ -70,11 +70,19 @@
         <w:rPr>
           <w:b/>
         </w:rPr>
-        <w:t>Artículo 2. Vigencia del beneficio</w:t>
+        <w:t>Artículo 2. Incorporación del artículo 3-A en la Ley 30309</w:t>
         <w:br/>
       </w:r>
       <w:r>
-        <w:t>Modifícase el artículo de la Ley 30309 que regula la vigencia del beneficio, conforme a la redacción dada por la Ley 32539, a fin de que la deducción adicional sea aplicable hasta el ejercicio gravable 2031, para proyectos calificados hasta dicho ejercicio. La extensión se sustenta en el informe previo del Ministerio de Economía y Finanzas al que se refiere el artículo 79 de la Constitución.</w:t>
+        <w:t>Se incorpora el artículo 3-A en la Ley 30309, Ley que promueve la investigación científica, desarrollo tecnológico e innovación tecnológica, en los siguientes términos:</w:t>
+        <w:br/>
+        <w:t>«Artículo 3-A. Arrastre de la deducción adicional</w:t>
+        <w:br/>
+        <w:t>3-A.1 La deducción adicional a que se refiere el artículo 3 que no pueda aplicarse en el ejercicio en que se generó, por insuficiencia de renta neta imponible, en el caso de contribuyentes cuyos ingresos netos anuales no superen 2300 UIT, puede aplicarse contra la renta neta imponible de los ejercicios gravables siguientes, hasta el ejercicio gravable 2030 inclusive, sin exceder en cada ejercicio el límite anual establecido en la presente ley.</w:t>
+        <w:br/>
+        <w:t>3-A.2 El arrastre comprende únicamente las deducciones adicionales generadas en los ejercicios gravables 2027 y 2028 y se aplica durante los ejercicios gravables 2028, 2029 y 2030. La deducción adicional pendiente de aplicación no integra la pérdida tributaria compensable a que se refiere el artículo 50 de la Ley del Impuesto a la Renta y no puede aplicarse en más de una oportunidad.</w:t>
+        <w:br/>
+        <w:t>3-A.3 Para efectos de la Norma VII del Título Preliminar del Código Tributario, el objetivo del arrastre es incrementar la inversión en I+D+i de empresas de menor tamaño en etapa de pérdidas; sus beneficiarios son los contribuyentes señalados en el numeral 3-A.1; y su plazo de vigencia es de tres ejercicios gravables, de 2028 a 2030.»</w:t>
       </w:r>
     </w:p>
     <w:p>
@@ -85,11 +93,13 @@
         <w:rPr>
           <w:b/>
         </w:rPr>
-        <w:t>Artículo 3. Arrastre de la deducción adicional</w:t>
+        <w:t>Artículo 3. Calificación de proyectos</w:t>
         <w:br/>
       </w:r>
       <w:r>
-        <w:t>Incorpórase un artículo en la Ley 30309 con el siguiente texto: "La deducción adicional que no pueda ser aplicada en el ejercicio por insuficiencia de renta neta imponible, en el caso de contribuyentes cuyos ingresos netos no superen 2,300 UIT, puede ser arrastrada y aplicada contra la renta neta de los cuatro ejercicios gravables inmediatos siguientes, sin exceder el límite anual por empresa establecido en la presente ley."</w:t>
+        <w:t>3.1 Las entidades que califican proyectos conforme al artículo 4 de la Ley 30309 resuelven las solicitudes en un plazo máximo de cuarenta y cinco días hábiles, mediante procedimiento íntegramente digital sujeto a silencio administrativo negativo, sin perjuicio de la responsabilidad del servidor por el incumplimiento del plazo. Habilitan una ventanilla permanente o, como mínimo, dos convocatorias anuales, y publican criterios de evaluación y guías de formulación en lenguaje claro.</w:t>
+        <w:br/>
+        <w:t>3.2 La información técnica de los proyectos es confidencial. Las entidades calificadoras y los evaluadores suscriben compromisos de confidencialidad y la plataforma cumple el Marco de Confianza Digital aprobado por el Decreto de Urgencia 007-2020.</w:t>
       </w:r>
     </w:p>
     <w:p>
@@ -100,11 +110,11 @@
         <w:rPr>
           <w:b/>
         </w:rPr>
-        <w:t>Artículo 4. Calificación de proyectos</w:t>
+        <w:t>Artículo 4. Proyectos colaborativos</w:t>
         <w:br/>
       </w:r>
       <w:r>
-        <w:t>El CONCYTEC resuelve las solicitudes de calificación de proyectos en un plazo máximo de cuarenta y cinco días hábiles, mediante procedimiento íntegramente digital. Habilita una ventanilla de convocatoria permanente o, como mínimo, dos convocatorias anuales, y publica criterios de evaluación y guías de formulación en lenguaje claro.</w:t>
+        <w:t>Los proyectos ejecutados por consorcios de micro y pequeñas empresas, o de empresas con universidades y centros de investigación registrados ante el CONCYTEC, pueden calificarse de manera conjunta. La deducción se distribuye en proporción al gasto efectivamente incurrido por cada contribuyente, y la atribución del gasto a cada consorciado se sustenta conforme al artículo 65 de la Ley del Impuesto a la Renta y su reglamento sobre contratos de colaboración empresarial sin contabilidad independiente.</w:t>
       </w:r>
     </w:p>
     <w:p>
@@ -115,11 +125,11 @@
         <w:rPr>
           <w:b/>
         </w:rPr>
-        <w:t>Artículo 5. Proyectos colaborativos</w:t>
+        <w:t>Artículo 5. Transparencia</w:t>
         <w:br/>
       </w:r>
       <w:r>
-        <w:t>Los proyectos ejecutados por consorcios de micro y pequeñas empresas o de empresas con universidades y centros de investigación registrados ante el CONCYTEC pueden calificarse de manera conjunta, distribuyéndose la deducción en proporción al gasto efectivamente incurrido por cada contribuyente.</w:t>
+        <w:t>El CONCYTEC y la SUNAT publican anualmente, en formato de datos abiertos, el número de proyectos calificados, su distribución por tamaño de empresa, sector y región, y el monto agregado de la deducción adicional aplicada y arrastrada, solo con información agregada que no permita identificar a contribuyentes individuales, conforme al artículo 85 del Texto Único Ordenado del Código Tributario.</w:t>
       </w:r>
     </w:p>
     <w:p>
@@ -130,11 +140,13 @@
         <w:rPr>
           <w:b/>
         </w:rPr>
-        <w:t>Artículo 6. Transparencia</w:t>
+        <w:t>Artículo 6. Evaluación previa a cualquier prórroga</w:t>
         <w:br/>
       </w:r>
       <w:r>
-        <w:t>El CONCYTEC y la SUNAT publican anualmente, en formato de datos abiertos, el número de proyectos calificados, su distribución por tamaño de empresa, sector y región, y el monto agregado de la deducción adicional aplicada, sin revelar información protegida por la reserva tributaria.</w:t>
+        <w:t>6.1 El Ministerio de Economía y Finanzas, en coordinación con el CONCYTEC, publica antes del 30 de junio de 2028 una evaluación del costo fiscal y de la adicionalidad del beneficio sobre la inversión privada en I+D+i para el periodo 2016-2027, incluido el efecto del arrastre.</w:t>
+        <w:br/>
+        <w:t>6.2 Sin dicha evaluación publicada no procede ninguna prórroga del beneficio previsto en la Ley 30309. Toda propuesta de prórroga o de nuevo beneficio se sujeta a la Norma VII del Título Preliminar del Código Tributario y al informe previo del Ministerio de Economía y Finanzas.</w:t>
       </w:r>
     </w:p>
     <w:p>
@@ -145,26 +157,11 @@
         <w:rPr>
           <w:b/>
         </w:rPr>
-        <w:t>Artículo 7. Evaluación de impacto</w:t>
+        <w:t>Artículo 7. Financiamiento</w:t>
         <w:br/>
       </w:r>
       <w:r>
-        <w:t>El Ministerio de Economía y Finanzas, en coordinación con el CONCYTEC, publica antes del 30 de junio de 2030 una evaluación del costo fiscal y del impacto del beneficio sobre la inversión privada en I+D, que sirve de sustento para cualquier prórroga posterior.</w:t>
-      </w:r>
-    </w:p>
-    <w:p>
-      <w:pPr>
-        <w:jc w:val="both"/>
-      </w:pPr>
-      <w:r>
-        <w:rPr>
-          <w:b/>
-        </w:rPr>
-        <w:t>Artículo 8. Financiamiento</w:t>
-        <w:br/>
-      </w:r>
-      <w:r>
-        <w:t>La aplicación de la presente ley se financia con cargo al presupuesto institucional del CONCYTEC y de la SUNAT, sin demandar recursos adicionales al Tesoro Público.</w:t>
+        <w:t>La aplicación de la presente ley se financia con cargo al presupuesto institucional del CONCYTEC, de la SUNAT y del Ministerio de Economía y Finanzas, sin demandar recursos adicionales al Tesoro Público.</w:t>
       </w:r>
     </w:p>
     <w:p>
@@ -179,7 +176,7 @@
         <w:br/>
       </w:r>
       <w:r>
-        <w:t>El Poder Ejecutivo adecúa el reglamento de la Ley 30309 a lo dispuesto en la presente ley en un plazo de sesenta días hábiles.</w:t>
+        <w:t>Reglamentación. El Poder Ejecutivo, mediante decreto supremo refrendado por el ministro de Economía y Finanzas, adecúa el reglamento de la Ley 30309 a lo dispuesto en la presente ley en el plazo de sesenta días hábiles contados desde su entrada en vigor.</w:t>
       </w:r>
     </w:p>
     <w:p>
@@ -194,7 +191,7 @@
         <w:br/>
       </w:r>
       <w:r>
-        <w:t>Para efectos de la Norma VII del Título Preliminar del Código Tributario, la presente ley señala como objetivo del beneficio el incremento de la inversión privada en I+D+i, como beneficiarios a los contribuyentes de renta de tercera categoría que ejecuten proyectos calificados, y como plazo de vigencia el establecido en el artículo 2.</w:t>
+        <w:t>Informe previo y vigencia. La presente ley se aprueba con el informe previo del Ministerio de Economía y Finanzas a que se refiere el artículo 79 de la Constitución, que cuantifica el gasto tributario del arrastre. El artículo 3-A de la Ley 30309 entra en vigor el 1 de enero de 2028.</w:t>
       </w:r>
     </w:p>
     <w:p>
@@ -228,7 +225,7 @@
         <w:jc w:val="both"/>
       </w:pPr>
       <w:r>
-        <w:t>La Ley 30309 permite a los contribuyentes de renta de tercera categoría deducir gastos en proyectos de I+D+i calificados por CONCYTEC. Tras sucesivas modificaciones (la Ley 31659 elevó las tasas para 2023-2025 y la Ley 32539, publicada a fines de 2025, amplió la vigencia hasta el ejercicio 2028), la deducción total puede llegar hasta 240% del gasto para empresas con ingresos de hasta 2,300 UIT. Pese a su generosidad, el gasto en I+D del país sigue siendo bajo: según el reporte de seguimiento de la Política Nacional de CTI de CONCYTEC, pasó de 0.12% del PBI en 2015 a 0.19% en 2024. Un estudio publicado en 2026 identifica una brecha entre la generosidad del incentivo y su uso efectivo, atribuida a la capacidad de las empresas para formular, ejecutar y sustentar proyectos. Además, la deducción solo beneficia a quien tiene renta imponible: las empresas emergentes y pequeñas en etapa de pérdidas, que son las que más innovan, no la aprovechan. Las prórrogas de corto plazo generan incertidumbre para proyectos de I+D que duran varios años.</w:t>
+        <w:t>La Ley 30309 permite a los contribuyentes de renta de tercera categoría deducir adicionalmente gastos en proyectos de I+D+i calificados. Tras sucesivas modificaciones (Ley 31659 y Ley 32539, publicada el 31 de diciembre de 2025), el beneficio rige hasta el 31 de diciembre de 2028 y otorga deducciones adicionales diferenciadas según el tipo de centro y el tamaño de la empresa, más altas para las de ingresos de hasta 2300 UIT. Pese a ello, el gasto en I+D del país sigue siendo bajo: según el reporte de seguimiento de la Política Nacional de CTI de CONCYTEC, pasó de 0,12 % del PBI en 2015 a 0,19 % en 2024. Según El Peruano, entre 2016 y diciembre de 2022 se evaluaron 351 proyectos y se aprobaron 136, con una inversión comprometida superior a S/ 223 millones. Un estudio publicado en 2026 identifica una brecha entre la generosidad del incentivo y su uso efectivo, atribuida a la capacidad de las empresas para formular, ejecutar y sustentar proyectos. Además, la deducción solo beneficia a quien tiene renta imponible: las empresas pequeñas y emergentes en etapa de pérdidas no la aprovechan. El beneficio ha sido prorrogado en varias ocasiones sin una evaluación pública previa de su adicionalidad, como exige la Norma VII del Título Preliminar del Código Tributario.</w:t>
       </w:r>
     </w:p>
     <w:p>
@@ -244,7 +241,7 @@
         <w:jc w:val="both"/>
       </w:pPr>
       <w:r>
-        <w:t>Dar previsibilidad de mediano plazo al incentivo de la Ley 30309, ampliar su acceso efectivo a pequeñas empresas y emergentes, y reforzar su evaluación.</w:t>
+        <w:t>Modificar la Ley 30309 para ampliar el acceso efectivo de pequeñas empresas y emergentes al beneficio dentro de su vigencia actual, agilizar la calificación de proyectos y exigir una evaluación previa de resultados antes de cualquier prórroga.</w:t>
       </w:r>
     </w:p>
     <w:p>
@@ -260,7 +257,7 @@
         <w:jc w:val="both"/>
       </w:pPr>
       <w:r>
-        <w:t>La medida genera gasto tributario (menor recaudación de impuesto a la renta), no gasto presupuestal directo. Su magnitud depende del uso del beneficio y debe ser cuantificada por el MEF en su informe previo (art. 79 de la Constitución); el arrastre de pérdidas se limita a empresas de hasta 2,300 UIT y al tope anual vigente por empresa, acotando el costo. El beneficio esperado es elevar la inversión privada en I+D, hoy estructuralmente baja (0.19% del PBI en 2024 según CONCYTEC), y dar previsibilidad a proyectos plurianuales. La evaluación obligatoria de 2030 permite corregir o eliminar el incentivo si no muestra adicionalidad.</w:t>
+        <w:t>La medida genera gasto tributario (menor recaudación del impuesto a la renta), no gasto presupuestal. No prorroga el beneficio, que sigue venciendo el 31 de diciembre de 2028 según la Ley 32539: solo permite que las empresas de hasta 2300 UIT en pérdida apliquen hasta 2030 la deducción adicional generada en 2027 y 2028, sin duplicarla con la compensación de pérdidas. El costo estimado del arrastre (ver impacto) es bajo frente al gasto tributario del beneficio vigente y debe ser cuantificado por el MEF en su informe previo (art. 79 de la Constitución y Norma VII). Al tratarse de materia tributaria, la iniciativa debe ser asumida por el Poder Ejecutivo o por congresistas; la Ley 26300 excluye esta materia de la iniciativa ciudadana. El beneficio esperado es ampliar el uso del incentivo por empresas pequeñas e innovadoras y condicionar cualquier prórroga a una evaluación pública de adicionalidad.</w:t>
       </w:r>
     </w:p>
     <w:p>
@@ -276,7 +273,7 @@
         <w:jc w:val="both"/>
       </w:pPr>
       <w:r>
-        <w:t>Modifica la Ley 30309, en la redacción dada por la Ley 31659 y la Ley 32539, e incorpora un artículo sobre arrastre de la deducción adicional.</w:t>
+        <w:t>Incorpora el artículo 3-A en la Ley 30309, en su texto modificado por las Leyes 31659 y 32539. No modifica el artículo 7 (vigencia) de la Ley 30309. Complementa el artículo 4 de la Ley 30309, el artículo 50 del TUO de la Ley del Impuesto a la Renta (precisión de no integración en la pérdida compensable) y el Decreto Supremo 188-2015-EF, Reglamento de la Ley 30309, que debe adecuarse. Se sujeta a la Norma VII del Título Preliminar del Código Tributario. No deroga normas.</w:t>
       </w:r>
     </w:p>
     <w:p>
@@ -292,7 +289,7 @@
         <w:jc w:val="both"/>
       </w:pPr>
       <w:r>
-        <w:t>Ley 31659 (2022) y Ley 32539 (2025) modificaron la Ley 30309; otros proyectos por verificar en SPLEY.</w:t>
+        <w:t>Según la revisión normativa (SPLEY): Proyecto 03156/2022-PE (publicado como Ley 31659); Proyecto 13209/2025-PE (publicado como Ley 32539); Proyecto 13315/2025-CR, que modifica e incorpora disposiciones a la Ley 30309 (con dictamen); Proyecto 13375/2025-CR, que precisa los alcances de los proyectos de I+D+i (en comisión); Proyecto 08629/2024-CR, Ley que fortalece la promoción de la investigación científica, desarrollo tecnológico e innovación tecnológica (número de ley por verificar).</w:t>
       </w:r>
     </w:p>
     <w:p>
@@ -308,7 +305,151 @@
         <w:jc w:val="both"/>
       </w:pPr>
       <w:r>
-        <w:t>Al 2031, incremento sostenido del número de proyectos calificados bajo la Ley 30309 respecto de 2025 y mayor participación de empresas de hasta 2,300 UIT, según datos abiertos de CONCYTEC/SUNAT.</w:t>
+        <w:t>Al 2031, evaluación de adicionalidad del MEF publicada antes de cualquier prórroga y mayor participación de empresas de hasta 2300 UIT en los proyectos calificados respecto de 2025, según datos abiertos de CONCYTEC/SUNAT.</w:t>
+      </w:r>
+    </w:p>
+    <w:p>
+      <w:pPr>
+        <w:pStyle w:val="Heading2"/>
+      </w:pPr>
+      <w:r>
+        <w:t>Normas que modifica y entidades implicadas</w:t>
+      </w:r>
+    </w:p>
+    <w:p>
+      <w:pPr>
+        <w:pStyle w:val="ListBullet"/>
+      </w:pPr>
+      <w:r>
+        <w:t>Ley 30309, Ley que promueve la investigación científica, desarrollo tecnológico e innovación tecnológica, art. 3-A — incorpora</w:t>
+      </w:r>
+    </w:p>
+    <w:p>
+      <w:pPr>
+        <w:pStyle w:val="ListBullet"/>
+      </w:pPr>
+      <w:r>
+        <w:t>Ley 30309 (texto de la Ley 32539), art. 4 (plazos y confidencialidad de la calificación) — complementa</w:t>
+      </w:r>
+    </w:p>
+    <w:p>
+      <w:pPr>
+        <w:pStyle w:val="ListBullet"/>
+      </w:pPr>
+      <w:r>
+        <w:t>TUO de la Ley del Impuesto a la Renta, arts. 50 y 65 — complementa</w:t>
+      </w:r>
+    </w:p>
+    <w:p>
+      <w:pPr>
+        <w:pStyle w:val="ListBullet"/>
+      </w:pPr>
+      <w:r>
+        <w:t>TUO del Código Tributario, D.S. 133-2013-EF, Norma VII y art. 85 — complementa</w:t>
+      </w:r>
+    </w:p>
+    <w:p>
+      <w:pPr>
+        <w:pStyle w:val="ListBullet"/>
+      </w:pPr>
+      <w:r>
+        <w:t>MEF (rectora): Emite el informe previo (DCF Segunda) y publica la evaluación de costo fiscal y adicionalidad antes del 30-jun-2028 (art. 6).</w:t>
+      </w:r>
+    </w:p>
+    <w:p>
+      <w:pPr>
+        <w:pStyle w:val="ListBullet"/>
+      </w:pPr>
+      <w:r>
+        <w:t>CONCYTEC (ejecutora): Califica proyectos en 45 días hábiles con confidencialidad (art. 3) y publica datos agregados (art. 5).</w:t>
+      </w:r>
+    </w:p>
+    <w:p>
+      <w:pPr>
+        <w:pStyle w:val="ListBullet"/>
+      </w:pPr>
+      <w:r>
+        <w:t>SUNAT (supervisora): Fiscaliza la aplicación y el arrastre de la deducción (art. 2) y publica datos agregados respetando la reserva tributaria (art. 5).</w:t>
+      </w:r>
+    </w:p>
+    <w:p>
+      <w:pPr>
+        <w:pStyle w:val="Heading2"/>
+      </w:pPr>
+      <w:r>
+        <w:t>Impacto económico estimado (referencial)</w:t>
+      </w:r>
+    </w:p>
+    <w:p>
+      <w:pPr>
+        <w:pStyle w:val="ListBullet"/>
+      </w:pPr>
+      <w:r>
+        <w:t>Tipo: gasto</w:t>
+      </w:r>
+    </w:p>
+    <w:p>
+      <w:pPr>
+        <w:pStyle w:val="ListBullet"/>
+      </w:pPr>
+      <w:r>
+        <w:t>Costo para el Estado: Gasto tributario estimado del arrastre: S/ 0,5–3 millones/año (2028-2030)</w:t>
+      </w:r>
+    </w:p>
+    <w:p>
+      <w:pPr>
+        <w:pStyle w:val="ListBullet"/>
+      </w:pPr>
+      <w:r>
+        <w:t>Financiamiento: Menor recaudación del impuesto a la renta (gasto tributario); costos administrativos con cargo al presupuesto institucional de CONCYTEC, SUNAT y MEF. Requiere informe previo del MEF (art. 79) y coordinación con el Poder Ejecutivo antes del dictamen.</w:t>
+      </w:r>
+    </w:p>
+    <w:p>
+      <w:pPr>
+        <w:pStyle w:val="ListBullet"/>
+      </w:pPr>
+      <w:r>
+        <w:t>Supuestos: Estimación del editor: inversión en proyectos calificados de S/ 30–60 millones/año (S/ 223 millones comprometidos en 2016-2022 según El Peruano, con tendencia creciente); deducción adicional promedio de 75–140 %; tasa del IR de 29,5 %; entre 10 % y 30 % de esa deducción corresponde a empresas de hasta 2300 UIT y, de ella, la mitad no se aprovecha por pérdidas. El gasto tributario del beneficio vigente (no creado por esta ley) se estima en S/ 7–25 millones/año con los mismos supuestos. No se halló estimación oficial específica en los informes de gasto tributario del MEF/SUNAT; el informe previo del MEF debe precisarla.</w:t>
+      </w:r>
+    </w:p>
+    <w:p>
+      <w:pPr>
+        <w:pStyle w:val="ListBullet"/>
+      </w:pPr>
+      <w:r>
+        <w:t>Beneficio para el Estado: Evaluación pública que permite decidir con evidencia la continuidad, rediseño o eliminación del beneficio; evita prórrogas automáticas.</w:t>
+      </w:r>
+    </w:p>
+    <w:p>
+      <w:pPr>
+        <w:pStyle w:val="ListBullet"/>
+      </w:pPr>
+      <w:r>
+        <w:t>Beneficio para la sociedad: Mayor inversión en I+D+i de empresas pequeñas y emergentes; difusión tecnológica. No cuantificable con información pública.</w:t>
+      </w:r>
+    </w:p>
+    <w:p>
+      <w:pPr>
+        <w:pStyle w:val="ListBullet"/>
+      </w:pPr>
+      <w:r>
+        <w:t>Inversión privada: Potencial incremento de la inversión privada en I+D+i de MYPE; monto no estimable sin datos de uso por tamaño de empresa.</w:t>
+      </w:r>
+    </w:p>
+    <w:p>
+      <w:pPr>
+        <w:pStyle w:val="ListBullet"/>
+      </w:pPr>
+      <w:r>
+        <w:t>Costo para privados: Costos de formulación y sustentación de proyectos; documentación de atribución de gastos en consorcios.</w:t>
+      </w:r>
+    </w:p>
+    <w:p>
+      <w:pPr>
+        <w:pStyle w:val="ListBullet"/>
+      </w:pPr>
+      <w:r>
+        <w:t>Riesgos: Planeamiento tributario con proyectos no adicionales; presión para nuevas prórrogas sin evaluación; retraso del MEF en publicar la evaluación.</w:t>
       </w:r>
     </w:p>
     <w:p>
@@ -377,7 +518,23 @@
         <w:pStyle w:val="ListBullet"/>
       </w:pPr>
       <w:r>
-        <w:t>España: Ley 14/2011, de la Ciencia, la Tecnología y la Innovación — https://www.boe.es/buscar/act.php?id=BOE-A-2011-9617</w:t>
+        <w:t>Decreto Legislativo 1727, que modifica la Ley 31250, Ley del SINACTI — https://img.lpderecho.pe/wp-content/uploads/2026/02/Decreto-Legislativo-1727-LPDerecho.pdf</w:t>
+      </w:r>
+    </w:p>
+    <w:p>
+      <w:pPr>
+        <w:pStyle w:val="ListBullet"/>
+      </w:pPr>
+      <w:r>
+        <w:t>Decreto de Urgencia 007-2020, Marco de Confianza Digital — https://busquedas.elperuano.pe/normaslegales/decreto-de-urgencia-que-aprueba-el-marco-de-confianza-digita-decreto-de-urgencia-n-007-2020-1844001-2/</w:t>
+      </w:r>
+    </w:p>
+    <w:p>
+      <w:pPr>
+        <w:pStyle w:val="ListBullet"/>
+      </w:pPr>
+      <w:r>
+        <w:t>España: Ley 27/2014, del Impuesto sobre Sociedades, arts. 35 y 39.2 (deducción por I+D+i y monetización) — https://www.boe.es/buscar/act.php?id=BOE-A-2014-12328</w:t>
       </w:r>
     </w:p>
     <w:p>
@@ -418,6 +575,14 @@
       </w:pPr>
       <w:r>
         <w:t>BYB Consultores — Beneficio tributario I+D+i hasta 2028 (Ley 32539) — https://bybconsultores.pe/creditos-por-beneficios-sectoriales/beneficio-tributario-id-i-2028/</w:t>
+      </w:r>
+    </w:p>
+    <w:p>
+      <w:pPr>
+        <w:pStyle w:val="ListBullet"/>
+      </w:pPr>
+      <w:r>
+        <w:t>El Peruano — Cómo han invertido en I+D+i las empresas peruanas entre 2016 y 2022 — https://www.elperuano.pe/noticia/203252-ciencia-y-tecnologia-sepa-como-han-invertido-en-idi-las-empresas-peruanas-entre-2016-y-2022</w:t>
       </w:r>
     </w:p>
     <w:p>
